--- a/template.docx
+++ b/template.docx
@@ -97,7 +97,7 @@
         <w:pStyle w:val="dTTULONVEL2"/>
       </w:pPr>
       <w:r>
-        <w:t>Cálculo Pericial</w:t>
+        <w:t>[inserir primeira impugnação]</w:t>
       </w:r>
     </w:p>
     <w:p>
@@ -5094,10 +5094,6 @@
 </file>
 
 <file path=customXml/item1.xml><?xml version="1.0" encoding="utf-8"?>
-<b:Sources xmlns:b="http://schemas.openxmlformats.org/officeDocument/2006/bibliography" xmlns="http://schemas.openxmlformats.org/officeDocument/2006/bibliography" SelectedStyle="/APASixthEditionOfficeOnline.xsl" StyleName="APA" Version="6"/>
-</file>
-
-<file path=customXml/item2.xml><?xml version="1.0" encoding="utf-8"?>
 <?mso-contentType ?>
 <FormTemplates xmlns="http://schemas.microsoft.com/sharepoint/v3/contenttype/forms">
   <Display>DocumentLibraryForm</Display>
@@ -5106,7 +5102,22 @@
 </FormTemplates>
 </file>
 
+<file path=customXml/item2.xml><?xml version="1.0" encoding="utf-8"?>
+<b:Sources xmlns:b="http://schemas.openxmlformats.org/officeDocument/2006/bibliography" xmlns="http://schemas.openxmlformats.org/officeDocument/2006/bibliography" SelectedStyle="/APASixthEditionOfficeOnline.xsl" StyleName="APA" Version="6"/>
+</file>
+
 <file path=customXml/item3.xml><?xml version="1.0" encoding="utf-8"?>
+<p:properties xmlns:p="http://schemas.microsoft.com/office/2006/metadata/properties" xmlns:xsi="http://www.w3.org/2001/XMLSchema-instance" xmlns:pc="http://schemas.microsoft.com/office/infopath/2007/PartnerControls">
+  <documentManagement>
+    <lcf76f155ced4ddcb4097134ff3c332f xmlns="1db8b0a6-39d1-44f0-9856-2f50f9e85acc">
+      <Terms xmlns="http://schemas.microsoft.com/office/infopath/2007/PartnerControls"/>
+    </lcf76f155ced4ddcb4097134ff3c332f>
+    <TaxCatchAll xmlns="f729118a-afef-4488-8595-21561a788813" xsi:nil="true"/>
+  </documentManagement>
+</p:properties>
+</file>
+
+<file path=customXml/item4.xml><?xml version="1.0" encoding="utf-8"?>
 <ct:contentTypeSchema xmlns:ct="http://schemas.microsoft.com/office/2006/metadata/contentType" xmlns:ma="http://schemas.microsoft.com/office/2006/metadata/properties/metaAttributes" ct:_="" ma:_="" ma:contentTypeName="Documento" ma:contentTypeID="0x010100FCCD41E90E754145A6B93DB7FA0BEF39" ma:contentTypeVersion="14" ma:contentTypeDescription="Crie um novo documento." ma:contentTypeScope="" ma:versionID="f2386268411483a7e368ef38b4912a97">
   <xsd:schema xmlns:xsd="http://www.w3.org/2001/XMLSchema" xmlns:xs="http://www.w3.org/2001/XMLSchema" xmlns:p="http://schemas.microsoft.com/office/2006/metadata/properties" xmlns:ns2="f729118a-afef-4488-8595-21561a788813" xmlns:ns3="1db8b0a6-39d1-44f0-9856-2f50f9e85acc" targetNamespace="http://schemas.microsoft.com/office/2006/metadata/properties" ma:root="true" ma:fieldsID="283bfaf4cd2d138c9f45b98400efc39b" ns2:_="" ns3:_="">
     <xsd:import namespace="f729118a-afef-4488-8595-21561a788813"/>
@@ -5335,18 +5346,15 @@
 </ct:contentTypeSchema>
 </file>
 
-<file path=customXml/item4.xml><?xml version="1.0" encoding="utf-8"?>
-<p:properties xmlns:p="http://schemas.microsoft.com/office/2006/metadata/properties" xmlns:xsi="http://www.w3.org/2001/XMLSchema-instance" xmlns:pc="http://schemas.microsoft.com/office/infopath/2007/PartnerControls">
-  <documentManagement>
-    <lcf76f155ced4ddcb4097134ff3c332f xmlns="1db8b0a6-39d1-44f0-9856-2f50f9e85acc">
-      <Terms xmlns="http://schemas.microsoft.com/office/infopath/2007/PartnerControls"/>
-    </lcf76f155ced4ddcb4097134ff3c332f>
-    <TaxCatchAll xmlns="f729118a-afef-4488-8595-21561a788813" xsi:nil="true"/>
-  </documentManagement>
-</p:properties>
+<file path=customXml/itemProps1.xml><?xml version="1.0" encoding="utf-8"?>
+<ds:datastoreItem xmlns:ds="http://schemas.openxmlformats.org/officeDocument/2006/customXml" ds:itemID="{A509C22F-598D-4460-823B-8AF23DC20E65}">
+  <ds:schemaRefs>
+    <ds:schemaRef ds:uri="http://schemas.microsoft.com/sharepoint/v3/contenttype/forms"/>
+  </ds:schemaRefs>
+</ds:datastoreItem>
 </file>
 
-<file path=customXml/itemProps1.xml><?xml version="1.0" encoding="utf-8"?>
+<file path=customXml/itemProps2.xml><?xml version="1.0" encoding="utf-8"?>
 <ds:datastoreItem xmlns:ds="http://schemas.openxmlformats.org/officeDocument/2006/customXml" ds:itemID="{75C34122-8160-3344-8C07-055A10194DDB}">
   <ds:schemaRefs>
     <ds:schemaRef ds:uri="http://schemas.openxmlformats.org/officeDocument/2006/bibliography"/>
@@ -5354,15 +5362,18 @@
 </ds:datastoreItem>
 </file>
 
-<file path=customXml/itemProps2.xml><?xml version="1.0" encoding="utf-8"?>
-<ds:datastoreItem xmlns:ds="http://schemas.openxmlformats.org/officeDocument/2006/customXml" ds:itemID="{A509C22F-598D-4460-823B-8AF23DC20E65}">
+<file path=customXml/itemProps3.xml><?xml version="1.0" encoding="utf-8"?>
+<ds:datastoreItem xmlns:ds="http://schemas.openxmlformats.org/officeDocument/2006/customXml" ds:itemID="{8C5A6407-E8CD-4328-B0CA-9D0B6765E45F}">
   <ds:schemaRefs>
-    <ds:schemaRef ds:uri="http://schemas.microsoft.com/sharepoint/v3/contenttype/forms"/>
+    <ds:schemaRef ds:uri="http://schemas.microsoft.com/office/2006/metadata/properties"/>
+    <ds:schemaRef ds:uri="http://schemas.microsoft.com/office/infopath/2007/PartnerControls"/>
+    <ds:schemaRef ds:uri="1db8b0a6-39d1-44f0-9856-2f50f9e85acc"/>
+    <ds:schemaRef ds:uri="f729118a-afef-4488-8595-21561a788813"/>
   </ds:schemaRefs>
 </ds:datastoreItem>
 </file>
 
-<file path=customXml/itemProps3.xml><?xml version="1.0" encoding="utf-8"?>
+<file path=customXml/itemProps4.xml><?xml version="1.0" encoding="utf-8"?>
 <ds:datastoreItem xmlns:ds="http://schemas.openxmlformats.org/officeDocument/2006/customXml" ds:itemID="{F8AE1234-9415-4BD8-9CA7-F2DD56B8E24E}">
   <ds:schemaRefs>
     <ds:schemaRef ds:uri="http://schemas.microsoft.com/office/2006/metadata/contentType"/>
@@ -5379,15 +5390,4 @@
     <ds:schemaRef ds:uri="http://schemas.microsoft.com/internal/obd"/>
   </ds:schemaRefs>
 </ds:datastoreItem>
-</file>
-
-<file path=customXml/itemProps4.xml><?xml version="1.0" encoding="utf-8"?>
-<ds:datastoreItem xmlns:ds="http://schemas.openxmlformats.org/officeDocument/2006/customXml" ds:itemID="{8C5A6407-E8CD-4328-B0CA-9D0B6765E45F}">
-  <ds:schemaRefs>
-    <ds:schemaRef ds:uri="http://schemas.microsoft.com/office/2006/metadata/properties"/>
-    <ds:schemaRef ds:uri="http://schemas.microsoft.com/office/infopath/2007/PartnerControls"/>
-    <ds:schemaRef ds:uri="1db8b0a6-39d1-44f0-9856-2f50f9e85acc"/>
-    <ds:schemaRef ds:uri="f729118a-afef-4488-8595-21561a788813"/>
-  </ds:schemaRefs>
-</ds:datastoreItem>
 </file>
--- a/template.docx
+++ b/template.docx
@@ -108,630 +108,6 @@
           <w:numId w:val="0"/>
         </w:numPr>
         <w:ind w:left="578"/>
-      </w:pPr>
-    </w:p>
-    <w:p>
-      <w:pPr>
-        <w:pStyle w:val="cTTULONVEL1"/>
-      </w:pPr>
-      <w:r>
-        <w:t xml:space="preserve">Do cálculo </w:t>
-      </w:r>
-      <w:r>
-        <w:rPr>
-          <w:highlight w:val="yellow"/>
-        </w:rPr>
-        <w:t>da previ</w:t>
-      </w:r>
-    </w:p>
-    <w:p>
-      <w:pPr>
-        <w:pStyle w:val="fTextodocorpo"/>
-        <w:spacing w:before="120" w:after="120"/>
-      </w:pPr>
-      <w:r>
-        <w:t xml:space="preserve">Diante das inconsistências verificadas, </w:t>
-      </w:r>
-      <w:r>
-        <w:rPr>
-          <w:highlight w:val="yellow"/>
-        </w:rPr>
-        <w:t>a PREVI</w:t>
-      </w:r>
-      <w:r>
-        <w:t xml:space="preserve"> promoveu a confecção de seu próprio cálculo (</w:t>
-      </w:r>
-      <w:r>
-        <w:rPr>
-          <w:highlight w:val="yellow"/>
-        </w:rPr>
-        <w:t>ANEXO</w:t>
-      </w:r>
-      <w:r>
-        <w:t xml:space="preserve">), apurando o valor de </w:t>
-      </w:r>
-      <w:r>
-        <w:rPr>
-          <w:highlight w:val="yellow"/>
-          <w:u w:val="single"/>
-        </w:rPr>
-        <w:t>R$ 1.132.724,90</w:t>
-      </w:r>
-      <w:r>
-        <w:t xml:space="preserve">, como crédito da parte </w:t>
-      </w:r>
-      <w:r>
-        <w:rPr>
-          <w:highlight w:val="yellow"/>
-        </w:rPr>
-        <w:t>Autora</w:t>
-      </w:r>
-      <w:r>
-        <w:t xml:space="preserve"> em </w:t>
-      </w:r>
-      <w:r>
-        <w:rPr>
-          <w:highlight w:val="yellow"/>
-        </w:rPr>
-        <w:t>01/05/2022</w:t>
-      </w:r>
-      <w:r>
-        <w:t>.</w:t>
-      </w:r>
-    </w:p>
-    <w:p>
-      <w:pPr>
-        <w:pStyle w:val="fTextodocorpo"/>
-        <w:spacing w:before="120" w:after="120"/>
-      </w:pPr>
-      <w:r>
-        <w:t xml:space="preserve">Assim, resta evidenciado o excesso no cálculo </w:t>
-      </w:r>
-      <w:r>
-        <w:rPr>
-          <w:highlight w:val="yellow"/>
-        </w:rPr>
-        <w:t>autoral</w:t>
-      </w:r>
-      <w:r>
-        <w:t xml:space="preserve">, igual a </w:t>
-      </w:r>
-      <w:r>
-        <w:rPr>
-          <w:highlight w:val="yellow"/>
-        </w:rPr>
-        <w:t>R$ 621.119,19</w:t>
-      </w:r>
-      <w:r>
-        <w:t>.</w:t>
-      </w:r>
-    </w:p>
-    <w:tbl>
-      <w:tblPr>
-        <w:tblW w:w="7060" w:type="dxa"/>
-        <w:jc w:val="center"/>
-        <w:tblCellMar>
-          <w:left w:w="70" w:type="dxa"/>
-          <w:right w:w="70" w:type="dxa"/>
-        </w:tblCellMar>
-        <w:tblLook w:val="04A0" w:firstRow="1" w:lastRow="0" w:firstColumn="1" w:lastColumn="0" w:noHBand="0" w:noVBand="1"/>
-      </w:tblPr>
-      <w:tblGrid>
-        <w:gridCol w:w="2380"/>
-        <w:gridCol w:w="2340"/>
-        <w:gridCol w:w="2340"/>
-      </w:tblGrid>
-      <w:tr>
-        <w:trPr>
-          <w:trHeight w:val="288"/>
-          <w:jc w:val="center"/>
-        </w:trPr>
-        <w:tc>
-          <w:tcPr>
-            <w:tcW w:w="2380" w:type="dxa"/>
-            <w:tcBorders>
-              <w:top w:val="nil"/>
-              <w:left w:val="nil"/>
-              <w:bottom w:val="nil"/>
-              <w:right w:val="nil"/>
-            </w:tcBorders>
-            <w:noWrap/>
-            <w:vAlign w:val="bottom"/>
-            <w:hideMark/>
-          </w:tcPr>
-          <w:p>
-            <w:pPr>
-              <w:spacing w:before="0" w:after="0" w:line="240" w:lineRule="auto"/>
-              <w:ind w:firstLine="0"/>
-              <w:jc w:val="left"/>
-              <w:rPr>
-                <w:rFonts w:eastAsia="Times New Roman" w:cstheme="minorHAnsi"/>
-                <w:sz w:val="22"/>
-                <w:szCs w:val="22"/>
-                <w:highlight w:val="yellow"/>
-                <w:lang w:eastAsia="pt-BR"/>
-              </w:rPr>
-            </w:pPr>
-          </w:p>
-        </w:tc>
-        <w:tc>
-          <w:tcPr>
-            <w:tcW w:w="2340" w:type="dxa"/>
-            <w:tcBorders>
-              <w:top w:val="single" w:sz="4" w:space="0" w:color="BFBFBF"/>
-              <w:left w:val="single" w:sz="4" w:space="0" w:color="BFBFBF"/>
-              <w:bottom w:val="nil"/>
-              <w:right w:val="single" w:sz="4" w:space="0" w:color="BFBFBF"/>
-            </w:tcBorders>
-            <w:shd w:val="clear" w:color="000000" w:fill="A6AFCD"/>
-            <w:vAlign w:val="center"/>
-            <w:hideMark/>
-          </w:tcPr>
-          <w:p>
-            <w:pPr>
-              <w:spacing w:before="0" w:after="0" w:line="240" w:lineRule="auto"/>
-              <w:ind w:firstLine="0"/>
-              <w:jc w:val="center"/>
-              <w:rPr>
-                <w:rFonts w:eastAsia="Times New Roman" w:cstheme="minorHAnsi"/>
-                <w:b/>
-                <w:bCs/>
-                <w:color w:val="FFFFFF"/>
-                <w:sz w:val="22"/>
-                <w:szCs w:val="22"/>
-                <w:highlight w:val="yellow"/>
-                <w:lang w:eastAsia="pt-BR"/>
-              </w:rPr>
-            </w:pPr>
-            <w:r>
-              <w:rPr>
-                <w:rFonts w:eastAsia="Times New Roman" w:cstheme="minorHAnsi"/>
-                <w:b/>
-                <w:bCs/>
-                <w:color w:val="FFFFFF"/>
-                <w:sz w:val="22"/>
-                <w:szCs w:val="22"/>
-                <w:highlight w:val="yellow"/>
-                <w:lang w:eastAsia="pt-BR"/>
-              </w:rPr>
-              <w:t>Cálculo da PREVI</w:t>
-            </w:r>
-          </w:p>
-        </w:tc>
-        <w:tc>
-          <w:tcPr>
-            <w:tcW w:w="2340" w:type="dxa"/>
-            <w:tcBorders>
-              <w:top w:val="single" w:sz="4" w:space="0" w:color="BFBFBF"/>
-              <w:left w:val="nil"/>
-              <w:bottom w:val="nil"/>
-              <w:right w:val="single" w:sz="4" w:space="0" w:color="BFBFBF"/>
-            </w:tcBorders>
-            <w:shd w:val="clear" w:color="000000" w:fill="A6AFCD"/>
-            <w:vAlign w:val="center"/>
-            <w:hideMark/>
-          </w:tcPr>
-          <w:p>
-            <w:pPr>
-              <w:spacing w:before="0" w:after="0" w:line="240" w:lineRule="auto"/>
-              <w:ind w:firstLine="0"/>
-              <w:jc w:val="center"/>
-              <w:rPr>
-                <w:rFonts w:eastAsia="Times New Roman" w:cstheme="minorHAnsi"/>
-                <w:b/>
-                <w:bCs/>
-                <w:color w:val="FFFFFF"/>
-                <w:sz w:val="22"/>
-                <w:szCs w:val="22"/>
-                <w:highlight w:val="yellow"/>
-                <w:lang w:eastAsia="pt-BR"/>
-              </w:rPr>
-            </w:pPr>
-            <w:r>
-              <w:rPr>
-                <w:rFonts w:eastAsia="Times New Roman" w:cstheme="minorHAnsi"/>
-                <w:b/>
-                <w:bCs/>
-                <w:color w:val="FFFFFF"/>
-                <w:sz w:val="22"/>
-                <w:szCs w:val="22"/>
-                <w:highlight w:val="yellow"/>
-                <w:lang w:eastAsia="pt-BR"/>
-              </w:rPr>
-              <w:t>Cálculo Autor</w:t>
-            </w:r>
-          </w:p>
-        </w:tc>
-      </w:tr>
-      <w:tr>
-        <w:trPr>
-          <w:trHeight w:val="288"/>
-          <w:jc w:val="center"/>
-        </w:trPr>
-        <w:tc>
-          <w:tcPr>
-            <w:tcW w:w="2380" w:type="dxa"/>
-            <w:tcBorders>
-              <w:top w:val="single" w:sz="4" w:space="0" w:color="BFBFBF"/>
-              <w:left w:val="single" w:sz="4" w:space="0" w:color="BFBFBF"/>
-              <w:bottom w:val="single" w:sz="4" w:space="0" w:color="BFBFBF"/>
-              <w:right w:val="nil"/>
-            </w:tcBorders>
-            <w:vAlign w:val="center"/>
-            <w:hideMark/>
-          </w:tcPr>
-          <w:p>
-            <w:pPr>
-              <w:spacing w:before="0" w:after="0" w:line="240" w:lineRule="auto"/>
-              <w:ind w:firstLine="0"/>
-              <w:jc w:val="left"/>
-              <w:rPr>
-                <w:rFonts w:eastAsia="Times New Roman" w:cstheme="minorHAnsi"/>
-                <w:color w:val="000000"/>
-                <w:sz w:val="22"/>
-                <w:szCs w:val="22"/>
-                <w:highlight w:val="yellow"/>
-                <w:lang w:eastAsia="pt-BR"/>
-              </w:rPr>
-            </w:pPr>
-            <w:r>
-              <w:rPr>
-                <w:rFonts w:eastAsia="Times New Roman" w:cstheme="minorHAnsi"/>
-                <w:color w:val="000000"/>
-                <w:sz w:val="22"/>
-                <w:szCs w:val="22"/>
-                <w:highlight w:val="yellow"/>
-                <w:lang w:eastAsia="pt-BR"/>
-              </w:rPr>
-              <w:t>Total da Condenação:</w:t>
-            </w:r>
-          </w:p>
-        </w:tc>
-        <w:tc>
-          <w:tcPr>
-            <w:tcW w:w="2340" w:type="dxa"/>
-            <w:tcBorders>
-              <w:top w:val="single" w:sz="4" w:space="0" w:color="BFBFBF"/>
-              <w:left w:val="nil"/>
-              <w:bottom w:val="nil"/>
-              <w:right w:val="nil"/>
-            </w:tcBorders>
-            <w:vAlign w:val="center"/>
-            <w:hideMark/>
-          </w:tcPr>
-          <w:p>
-            <w:pPr>
-              <w:spacing w:before="0" w:after="0" w:line="240" w:lineRule="auto"/>
-              <w:ind w:firstLine="0"/>
-              <w:jc w:val="left"/>
-              <w:rPr>
-                <w:rFonts w:eastAsia="Times New Roman" w:cstheme="minorHAnsi"/>
-                <w:color w:val="000000"/>
-                <w:sz w:val="22"/>
-                <w:szCs w:val="22"/>
-                <w:highlight w:val="yellow"/>
-                <w:lang w:eastAsia="pt-BR"/>
-              </w:rPr>
-            </w:pPr>
-            <w:r>
-              <w:rPr>
-                <w:rFonts w:eastAsia="Times New Roman" w:cstheme="minorHAnsi"/>
-                <w:color w:val="000000"/>
-                <w:sz w:val="22"/>
-                <w:szCs w:val="22"/>
-                <w:highlight w:val="yellow"/>
-                <w:lang w:eastAsia="pt-BR"/>
-              </w:rPr>
-              <w:t xml:space="preserve"> R$             1.132.724,90 </w:t>
-            </w:r>
-          </w:p>
-        </w:tc>
-        <w:tc>
-          <w:tcPr>
-            <w:tcW w:w="2340" w:type="dxa"/>
-            <w:tcBorders>
-              <w:top w:val="single" w:sz="4" w:space="0" w:color="BFBFBF"/>
-              <w:left w:val="nil"/>
-              <w:bottom w:val="single" w:sz="4" w:space="0" w:color="BFBFBF"/>
-              <w:right w:val="single" w:sz="4" w:space="0" w:color="BFBFBF"/>
-            </w:tcBorders>
-            <w:vAlign w:val="center"/>
-            <w:hideMark/>
-          </w:tcPr>
-          <w:p>
-            <w:pPr>
-              <w:spacing w:before="0" w:after="0" w:line="240" w:lineRule="auto"/>
-              <w:ind w:firstLine="0"/>
-              <w:jc w:val="left"/>
-              <w:rPr>
-                <w:rFonts w:eastAsia="Times New Roman" w:cstheme="minorHAnsi"/>
-                <w:color w:val="000000"/>
-                <w:sz w:val="22"/>
-                <w:szCs w:val="22"/>
-                <w:highlight w:val="yellow"/>
-                <w:lang w:eastAsia="pt-BR"/>
-              </w:rPr>
-            </w:pPr>
-            <w:r>
-              <w:rPr>
-                <w:rFonts w:eastAsia="Times New Roman" w:cstheme="minorHAnsi"/>
-                <w:color w:val="000000"/>
-                <w:sz w:val="22"/>
-                <w:szCs w:val="22"/>
-                <w:highlight w:val="yellow"/>
-                <w:lang w:eastAsia="pt-BR"/>
-              </w:rPr>
-              <w:t xml:space="preserve"> R$            1.753.844,09 </w:t>
-            </w:r>
-          </w:p>
-        </w:tc>
-      </w:tr>
-      <w:tr>
-        <w:trPr>
-          <w:trHeight w:val="288"/>
-          <w:jc w:val="center"/>
-        </w:trPr>
-        <w:tc>
-          <w:tcPr>
-            <w:tcW w:w="7060" w:type="dxa"/>
-            <w:gridSpan w:val="3"/>
-            <w:tcBorders>
-              <w:top w:val="single" w:sz="4" w:space="0" w:color="BFBFBF"/>
-              <w:left w:val="nil"/>
-              <w:bottom w:val="nil"/>
-              <w:right w:val="nil"/>
-            </w:tcBorders>
-            <w:hideMark/>
-          </w:tcPr>
-          <w:p>
-            <w:pPr>
-              <w:spacing w:before="0" w:after="0" w:line="240" w:lineRule="auto"/>
-              <w:ind w:firstLine="0"/>
-              <w:jc w:val="left"/>
-              <w:rPr>
-                <w:rFonts w:eastAsia="Times New Roman" w:cstheme="minorHAnsi"/>
-                <w:i/>
-                <w:iCs/>
-                <w:color w:val="000000"/>
-                <w:sz w:val="22"/>
-                <w:szCs w:val="22"/>
-                <w:highlight w:val="yellow"/>
-                <w:lang w:eastAsia="pt-BR"/>
-              </w:rPr>
-            </w:pPr>
-            <w:r>
-              <w:rPr>
-                <w:rFonts w:eastAsia="Times New Roman" w:cstheme="minorHAnsi"/>
-                <w:i/>
-                <w:iCs/>
-                <w:color w:val="000000"/>
-                <w:sz w:val="22"/>
-                <w:szCs w:val="22"/>
-                <w:highlight w:val="yellow"/>
-                <w:lang w:eastAsia="pt-BR"/>
-              </w:rPr>
-              <w:t>*Valores brutos de Imposto de Renda.</w:t>
-            </w:r>
-          </w:p>
-        </w:tc>
-      </w:tr>
-      <w:tr>
-        <w:trPr>
-          <w:trHeight w:val="288"/>
-          <w:jc w:val="center"/>
-        </w:trPr>
-        <w:tc>
-          <w:tcPr>
-            <w:tcW w:w="2380" w:type="dxa"/>
-            <w:tcBorders>
-              <w:top w:val="nil"/>
-              <w:left w:val="nil"/>
-              <w:bottom w:val="nil"/>
-              <w:right w:val="nil"/>
-            </w:tcBorders>
-            <w:noWrap/>
-            <w:vAlign w:val="bottom"/>
-            <w:hideMark/>
-          </w:tcPr>
-          <w:p>
-            <w:pPr>
-              <w:spacing w:before="0" w:after="0" w:line="240" w:lineRule="auto"/>
-              <w:ind w:firstLine="0"/>
-              <w:jc w:val="left"/>
-              <w:rPr>
-                <w:rFonts w:eastAsia="Times New Roman" w:cstheme="minorHAnsi"/>
-                <w:i/>
-                <w:iCs/>
-                <w:color w:val="000000"/>
-                <w:sz w:val="22"/>
-                <w:szCs w:val="22"/>
-                <w:highlight w:val="yellow"/>
-                <w:lang w:eastAsia="pt-BR"/>
-              </w:rPr>
-            </w:pPr>
-          </w:p>
-        </w:tc>
-        <w:tc>
-          <w:tcPr>
-            <w:tcW w:w="2340" w:type="dxa"/>
-            <w:tcBorders>
-              <w:top w:val="nil"/>
-              <w:left w:val="nil"/>
-              <w:bottom w:val="nil"/>
-              <w:right w:val="nil"/>
-            </w:tcBorders>
-            <w:noWrap/>
-            <w:vAlign w:val="bottom"/>
-            <w:hideMark/>
-          </w:tcPr>
-          <w:p>
-            <w:pPr>
-              <w:spacing w:before="0" w:after="0" w:line="240" w:lineRule="auto"/>
-              <w:ind w:firstLine="0"/>
-              <w:jc w:val="left"/>
-              <w:rPr>
-                <w:rFonts w:eastAsia="Times New Roman" w:cstheme="minorHAnsi"/>
-                <w:sz w:val="22"/>
-                <w:szCs w:val="22"/>
-                <w:highlight w:val="yellow"/>
-                <w:lang w:eastAsia="pt-BR"/>
-              </w:rPr>
-            </w:pPr>
-          </w:p>
-        </w:tc>
-        <w:tc>
-          <w:tcPr>
-            <w:tcW w:w="2340" w:type="dxa"/>
-            <w:tcBorders>
-              <w:top w:val="nil"/>
-              <w:left w:val="nil"/>
-              <w:bottom w:val="nil"/>
-              <w:right w:val="nil"/>
-            </w:tcBorders>
-            <w:noWrap/>
-            <w:vAlign w:val="bottom"/>
-            <w:hideMark/>
-          </w:tcPr>
-          <w:p>
-            <w:pPr>
-              <w:spacing w:before="0" w:after="0" w:line="240" w:lineRule="auto"/>
-              <w:ind w:firstLine="0"/>
-              <w:jc w:val="left"/>
-              <w:rPr>
-                <w:rFonts w:eastAsia="Times New Roman" w:cstheme="minorHAnsi"/>
-                <w:sz w:val="22"/>
-                <w:szCs w:val="22"/>
-                <w:highlight w:val="yellow"/>
-                <w:lang w:eastAsia="pt-BR"/>
-              </w:rPr>
-            </w:pPr>
-          </w:p>
-        </w:tc>
-      </w:tr>
-      <w:tr>
-        <w:trPr>
-          <w:trHeight w:val="288"/>
-          <w:jc w:val="center"/>
-        </w:trPr>
-        <w:tc>
-          <w:tcPr>
-            <w:tcW w:w="2380" w:type="dxa"/>
-            <w:tcBorders>
-              <w:top w:val="nil"/>
-              <w:left w:val="nil"/>
-              <w:bottom w:val="nil"/>
-              <w:right w:val="nil"/>
-            </w:tcBorders>
-            <w:noWrap/>
-            <w:vAlign w:val="bottom"/>
-            <w:hideMark/>
-          </w:tcPr>
-          <w:p>
-            <w:pPr>
-              <w:spacing w:before="0" w:after="0" w:line="240" w:lineRule="auto"/>
-              <w:ind w:firstLine="0"/>
-              <w:jc w:val="left"/>
-              <w:rPr>
-                <w:rFonts w:eastAsia="Times New Roman" w:cstheme="minorHAnsi"/>
-                <w:sz w:val="22"/>
-                <w:szCs w:val="22"/>
-                <w:highlight w:val="yellow"/>
-                <w:lang w:eastAsia="pt-BR"/>
-              </w:rPr>
-            </w:pPr>
-          </w:p>
-        </w:tc>
-        <w:tc>
-          <w:tcPr>
-            <w:tcW w:w="2340" w:type="dxa"/>
-            <w:tcBorders>
-              <w:top w:val="single" w:sz="4" w:space="0" w:color="BFBFBF"/>
-              <w:left w:val="single" w:sz="4" w:space="0" w:color="BFBFBF"/>
-              <w:bottom w:val="single" w:sz="4" w:space="0" w:color="BFBFBF"/>
-              <w:right w:val="nil"/>
-            </w:tcBorders>
-            <w:vAlign w:val="center"/>
-            <w:hideMark/>
-          </w:tcPr>
-          <w:p>
-            <w:pPr>
-              <w:spacing w:before="0" w:after="0" w:line="240" w:lineRule="auto"/>
-              <w:ind w:firstLine="0"/>
-              <w:jc w:val="left"/>
-              <w:rPr>
-                <w:rFonts w:eastAsia="Times New Roman" w:cstheme="minorHAnsi"/>
-                <w:b/>
-                <w:bCs/>
-                <w:color w:val="000000"/>
-                <w:sz w:val="22"/>
-                <w:szCs w:val="22"/>
-                <w:highlight w:val="yellow"/>
-                <w:lang w:eastAsia="pt-BR"/>
-              </w:rPr>
-            </w:pPr>
-            <w:r>
-              <w:rPr>
-                <w:rFonts w:eastAsia="Times New Roman" w:cstheme="minorHAnsi"/>
-                <w:b/>
-                <w:bCs/>
-                <w:color w:val="000000"/>
-                <w:sz w:val="22"/>
-                <w:szCs w:val="22"/>
-                <w:highlight w:val="yellow"/>
-                <w:lang w:eastAsia="pt-BR"/>
-              </w:rPr>
-              <w:t>Excesso de Cobrança:</w:t>
-            </w:r>
-          </w:p>
-        </w:tc>
-        <w:tc>
-          <w:tcPr>
-            <w:tcW w:w="2340" w:type="dxa"/>
-            <w:tcBorders>
-              <w:top w:val="single" w:sz="4" w:space="0" w:color="BFBFBF"/>
-              <w:left w:val="nil"/>
-              <w:bottom w:val="single" w:sz="4" w:space="0" w:color="BFBFBF"/>
-              <w:right w:val="single" w:sz="4" w:space="0" w:color="BFBFBF"/>
-            </w:tcBorders>
-            <w:vAlign w:val="center"/>
-            <w:hideMark/>
-          </w:tcPr>
-          <w:p>
-            <w:pPr>
-              <w:spacing w:before="0" w:after="0" w:line="240" w:lineRule="auto"/>
-              <w:ind w:firstLine="0"/>
-              <w:jc w:val="left"/>
-              <w:rPr>
-                <w:rFonts w:eastAsia="Times New Roman" w:cstheme="minorHAnsi"/>
-                <w:b/>
-                <w:bCs/>
-                <w:color w:val="000000"/>
-                <w:sz w:val="22"/>
-                <w:szCs w:val="22"/>
-                <w:highlight w:val="yellow"/>
-                <w:lang w:eastAsia="pt-BR"/>
-              </w:rPr>
-            </w:pPr>
-            <w:r>
-              <w:rPr>
-                <w:rFonts w:eastAsia="Times New Roman" w:cstheme="minorHAnsi"/>
-                <w:b/>
-                <w:bCs/>
-                <w:color w:val="000000"/>
-                <w:sz w:val="22"/>
-                <w:szCs w:val="22"/>
-                <w:highlight w:val="yellow"/>
-                <w:lang w:eastAsia="pt-BR"/>
-              </w:rPr>
-              <w:t xml:space="preserve"> R$                 621.119,19 </w:t>
-            </w:r>
-          </w:p>
-        </w:tc>
-      </w:tr>
-    </w:tbl>
-    <w:p>
-      <w:pPr>
-        <w:pStyle w:val="fTextodocorpo"/>
       </w:pPr>
     </w:p>
     <w:p>
@@ -899,7 +275,23 @@
                 <w:b/>
                 <w:bCs/>
               </w:rPr>
-              <w:t>Marco Antônio Susin Malta</w:t>
+              <w:t xml:space="preserve">Marco Antônio </w:t>
+            </w:r>
+            <w:proofErr w:type="spellStart"/>
+            <w:r>
+              <w:rPr>
+                <w:b/>
+                <w:bCs/>
+              </w:rPr>
+              <w:t>Susin</w:t>
+            </w:r>
+            <w:proofErr w:type="spellEnd"/>
+            <w:r>
+              <w:rPr>
+                <w:b/>
+                <w:bCs/>
+              </w:rPr>
+              <w:t xml:space="preserve"> Malta</w:t>
             </w:r>
           </w:p>
           <w:p>
@@ -918,65 +310,15 @@
     <w:p>
       <w:pPr>
         <w:spacing w:before="0" w:after="0" w:line="240" w:lineRule="auto"/>
+        <w:ind w:firstLine="0"/>
         <w:jc w:val="left"/>
       </w:pPr>
-      <w:r>
-        <w:br w:type="page"/>
-      </w:r>
-    </w:p>
-    <w:p>
-      <w:pPr>
-        <w:jc w:val="center"/>
-        <w:rPr>
-          <w:sz w:val="96"/>
-          <w:szCs w:val="96"/>
-          <w:highlight w:val="yellow"/>
-        </w:rPr>
-        <w:sectPr>
-          <w:pgSz w:w="11906" w:h="16838"/>
-          <w:pgMar w:top="2190" w:right="1134" w:bottom="1418" w:left="1134" w:header="709" w:footer="0" w:gutter="0"/>
-          <w:pgNumType w:start="1"/>
-          <w:cols w:space="708"/>
-          <w:docGrid w:linePitch="360"/>
-        </w:sectPr>
-      </w:pPr>
-    </w:p>
-    <w:p>
-      <w:pPr>
-        <w:ind w:firstLine="0"/>
-        <w:jc w:val="center"/>
-        <w:rPr>
-          <w:sz w:val="96"/>
-          <w:szCs w:val="96"/>
-        </w:rPr>
-      </w:pPr>
-      <w:r>
-        <w:rPr>
-          <w:sz w:val="96"/>
-          <w:szCs w:val="96"/>
-        </w:rPr>
-        <w:lastRenderedPageBreak/>
-        <w:t>ANEXO</w:t>
-      </w:r>
-    </w:p>
-    <w:p>
-      <w:pPr>
-        <w:ind w:firstLine="0"/>
-        <w:jc w:val="center"/>
-      </w:pPr>
-      <w:r>
-        <w:rPr>
-          <w:highlight w:val="yellow"/>
-        </w:rPr>
-        <w:t>Cálculo das Diferença Devidas</w:t>
-      </w:r>
     </w:p>
     <w:sectPr>
-      <w:pgSz w:w="11906" w:h="16838"/>
+      <w:pgSz w:w="11906" w:h="16838" w:code="9"/>
       <w:pgMar w:top="2274" w:right="1134" w:bottom="1418" w:left="1134" w:header="709" w:footer="0" w:gutter="0"/>
       <w:pgNumType w:start="1"/>
       <w:cols w:space="708"/>
-      <w:vAlign w:val="center"/>
       <w:docGrid w:linePitch="360"/>
     </w:sectPr>
   </w:body>
@@ -5094,6 +4436,10 @@
 </file>
 
 <file path=customXml/item1.xml><?xml version="1.0" encoding="utf-8"?>
+<b:Sources xmlns:b="http://schemas.openxmlformats.org/officeDocument/2006/bibliography" xmlns="http://schemas.openxmlformats.org/officeDocument/2006/bibliography" SelectedStyle="/APASixthEditionOfficeOnline.xsl" StyleName="APA" Version="6"/>
+</file>
+
+<file path=customXml/item2.xml><?xml version="1.0" encoding="utf-8"?>
 <?mso-contentType ?>
 <FormTemplates xmlns="http://schemas.microsoft.com/sharepoint/v3/contenttype/forms">
   <Display>DocumentLibraryForm</Display>
@@ -5102,22 +4448,7 @@
 </FormTemplates>
 </file>
 
-<file path=customXml/item2.xml><?xml version="1.0" encoding="utf-8"?>
-<b:Sources xmlns:b="http://schemas.openxmlformats.org/officeDocument/2006/bibliography" xmlns="http://schemas.openxmlformats.org/officeDocument/2006/bibliography" SelectedStyle="/APASixthEditionOfficeOnline.xsl" StyleName="APA" Version="6"/>
-</file>
-
 <file path=customXml/item3.xml><?xml version="1.0" encoding="utf-8"?>
-<p:properties xmlns:p="http://schemas.microsoft.com/office/2006/metadata/properties" xmlns:xsi="http://www.w3.org/2001/XMLSchema-instance" xmlns:pc="http://schemas.microsoft.com/office/infopath/2007/PartnerControls">
-  <documentManagement>
-    <lcf76f155ced4ddcb4097134ff3c332f xmlns="1db8b0a6-39d1-44f0-9856-2f50f9e85acc">
-      <Terms xmlns="http://schemas.microsoft.com/office/infopath/2007/PartnerControls"/>
-    </lcf76f155ced4ddcb4097134ff3c332f>
-    <TaxCatchAll xmlns="f729118a-afef-4488-8595-21561a788813" xsi:nil="true"/>
-  </documentManagement>
-</p:properties>
-</file>
-
-<file path=customXml/item4.xml><?xml version="1.0" encoding="utf-8"?>
 <ct:contentTypeSchema xmlns:ct="http://schemas.microsoft.com/office/2006/metadata/contentType" xmlns:ma="http://schemas.microsoft.com/office/2006/metadata/properties/metaAttributes" ct:_="" ma:_="" ma:contentTypeName="Documento" ma:contentTypeID="0x010100FCCD41E90E754145A6B93DB7FA0BEF39" ma:contentTypeVersion="14" ma:contentTypeDescription="Crie um novo documento." ma:contentTypeScope="" ma:versionID="f2386268411483a7e368ef38b4912a97">
   <xsd:schema xmlns:xsd="http://www.w3.org/2001/XMLSchema" xmlns:xs="http://www.w3.org/2001/XMLSchema" xmlns:p="http://schemas.microsoft.com/office/2006/metadata/properties" xmlns:ns2="f729118a-afef-4488-8595-21561a788813" xmlns:ns3="1db8b0a6-39d1-44f0-9856-2f50f9e85acc" targetNamespace="http://schemas.microsoft.com/office/2006/metadata/properties" ma:root="true" ma:fieldsID="283bfaf4cd2d138c9f45b98400efc39b" ns2:_="" ns3:_="">
     <xsd:import namespace="f729118a-afef-4488-8595-21561a788813"/>
@@ -5346,7 +4677,26 @@
 </ct:contentTypeSchema>
 </file>
 
+<file path=customXml/item4.xml><?xml version="1.0" encoding="utf-8"?>
+<p:properties xmlns:p="http://schemas.microsoft.com/office/2006/metadata/properties" xmlns:xsi="http://www.w3.org/2001/XMLSchema-instance" xmlns:pc="http://schemas.microsoft.com/office/infopath/2007/PartnerControls">
+  <documentManagement>
+    <lcf76f155ced4ddcb4097134ff3c332f xmlns="1db8b0a6-39d1-44f0-9856-2f50f9e85acc">
+      <Terms xmlns="http://schemas.microsoft.com/office/infopath/2007/PartnerControls"/>
+    </lcf76f155ced4ddcb4097134ff3c332f>
+    <TaxCatchAll xmlns="f729118a-afef-4488-8595-21561a788813" xsi:nil="true"/>
+  </documentManagement>
+</p:properties>
+</file>
+
 <file path=customXml/itemProps1.xml><?xml version="1.0" encoding="utf-8"?>
+<ds:datastoreItem xmlns:ds="http://schemas.openxmlformats.org/officeDocument/2006/customXml" ds:itemID="{75C34122-8160-3344-8C07-055A10194DDB}">
+  <ds:schemaRefs>
+    <ds:schemaRef ds:uri="http://schemas.openxmlformats.org/officeDocument/2006/bibliography"/>
+  </ds:schemaRefs>
+</ds:datastoreItem>
+</file>
+
+<file path=customXml/itemProps2.xml><?xml version="1.0" encoding="utf-8"?>
 <ds:datastoreItem xmlns:ds="http://schemas.openxmlformats.org/officeDocument/2006/customXml" ds:itemID="{A509C22F-598D-4460-823B-8AF23DC20E65}">
   <ds:schemaRefs>
     <ds:schemaRef ds:uri="http://schemas.microsoft.com/sharepoint/v3/contenttype/forms"/>
@@ -5354,26 +4704,7 @@
 </ds:datastoreItem>
 </file>
 
-<file path=customXml/itemProps2.xml><?xml version="1.0" encoding="utf-8"?>
-<ds:datastoreItem xmlns:ds="http://schemas.openxmlformats.org/officeDocument/2006/customXml" ds:itemID="{75C34122-8160-3344-8C07-055A10194DDB}">
-  <ds:schemaRefs>
-    <ds:schemaRef ds:uri="http://schemas.openxmlformats.org/officeDocument/2006/bibliography"/>
-  </ds:schemaRefs>
-</ds:datastoreItem>
-</file>
-
 <file path=customXml/itemProps3.xml><?xml version="1.0" encoding="utf-8"?>
-<ds:datastoreItem xmlns:ds="http://schemas.openxmlformats.org/officeDocument/2006/customXml" ds:itemID="{8C5A6407-E8CD-4328-B0CA-9D0B6765E45F}">
-  <ds:schemaRefs>
-    <ds:schemaRef ds:uri="http://schemas.microsoft.com/office/2006/metadata/properties"/>
-    <ds:schemaRef ds:uri="http://schemas.microsoft.com/office/infopath/2007/PartnerControls"/>
-    <ds:schemaRef ds:uri="1db8b0a6-39d1-44f0-9856-2f50f9e85acc"/>
-    <ds:schemaRef ds:uri="f729118a-afef-4488-8595-21561a788813"/>
-  </ds:schemaRefs>
-</ds:datastoreItem>
-</file>
-
-<file path=customXml/itemProps4.xml><?xml version="1.0" encoding="utf-8"?>
 <ds:datastoreItem xmlns:ds="http://schemas.openxmlformats.org/officeDocument/2006/customXml" ds:itemID="{F8AE1234-9415-4BD8-9CA7-F2DD56B8E24E}">
   <ds:schemaRefs>
     <ds:schemaRef ds:uri="http://schemas.microsoft.com/office/2006/metadata/contentType"/>
@@ -5390,4 +4721,15 @@
     <ds:schemaRef ds:uri="http://schemas.microsoft.com/internal/obd"/>
   </ds:schemaRefs>
 </ds:datastoreItem>
+</file>
+
+<file path=customXml/itemProps4.xml><?xml version="1.0" encoding="utf-8"?>
+<ds:datastoreItem xmlns:ds="http://schemas.openxmlformats.org/officeDocument/2006/customXml" ds:itemID="{8C5A6407-E8CD-4328-B0CA-9D0B6765E45F}">
+  <ds:schemaRefs>
+    <ds:schemaRef ds:uri="http://schemas.microsoft.com/office/2006/metadata/properties"/>
+    <ds:schemaRef ds:uri="http://schemas.microsoft.com/office/infopath/2007/PartnerControls"/>
+    <ds:schemaRef ds:uri="1db8b0a6-39d1-44f0-9856-2f50f9e85acc"/>
+    <ds:schemaRef ds:uri="f729118a-afef-4488-8595-21561a788813"/>
+  </ds:schemaRefs>
+</ds:datastoreItem>
 </file>